--- a/arbeitsblaetter/Kapitel_08_while_Schleifen_Information_Aufgabenblatt.docx
+++ b/arbeitsblaetter/Kapitel_08_while_Schleifen_Information_Aufgabenblatt.docx
@@ -133,7 +133,83 @@
           <w:i w:val="0"/>
           <w:sz w:val="22"/>
         </w:rPr>
-        <w:t>. Sie sparen Zeit, vermeiden Tippfehler und machen den Code besser lesbar.</w:t>
+        <w:t xml:space="preserve">. Ein einzelner Durchlauf heißt </w:t>
+      </w:r>
+      <w:r>
+        <w:rPr>
+          <w:rFonts w:ascii="Arial" w:hAnsi="Arial" w:eastAsia="Arial"/>
+          <w:b/>
+          <w:i w:val="0"/>
+          <w:color w:val="00344D"/>
+          <w:sz w:val="22"/>
+        </w:rPr>
+        <w:t>Iteration</w:t>
+      </w:r>
+      <w:r>
+        <w:rPr>
+          <w:rFonts w:ascii="Arial" w:hAnsi="Arial" w:eastAsia="Arial"/>
+          <w:b w:val="0"/>
+          <w:i w:val="0"/>
+          <w:sz w:val="22"/>
+        </w:rPr>
+        <w:t xml:space="preserve">, der wiederholte Codeblock heißt </w:t>
+      </w:r>
+      <w:r>
+        <w:rPr>
+          <w:rFonts w:ascii="Arial" w:hAnsi="Arial" w:eastAsia="Arial"/>
+          <w:b/>
+          <w:i w:val="0"/>
+          <w:color w:val="00344D"/>
+          <w:sz w:val="22"/>
+        </w:rPr>
+        <w:t>Schleifenrumpf</w:t>
+      </w:r>
+      <w:r>
+        <w:rPr>
+          <w:rFonts w:ascii="Arial" w:hAnsi="Arial" w:eastAsia="Arial"/>
+          <w:b w:val="0"/>
+          <w:i w:val="0"/>
+          <w:sz w:val="22"/>
+        </w:rPr>
+        <w:t xml:space="preserve">. Die Bedingung, die das Ende festlegt, heißt </w:t>
+      </w:r>
+      <w:r>
+        <w:rPr>
+          <w:rFonts w:ascii="Arial" w:hAnsi="Arial" w:eastAsia="Arial"/>
+          <w:b/>
+          <w:i w:val="0"/>
+          <w:color w:val="00344D"/>
+          <w:sz w:val="22"/>
+        </w:rPr>
+        <w:t>Abbruchbedingung</w:t>
+      </w:r>
+      <w:r>
+        <w:rPr>
+          <w:rFonts w:ascii="Arial" w:hAnsi="Arial" w:eastAsia="Arial"/>
+          <w:b w:val="0"/>
+          <w:i w:val="0"/>
+          <w:sz w:val="22"/>
+        </w:rPr>
+        <w:t xml:space="preserve"> – ohne sie läuft die Schleife ewig weiter (</w:t>
+      </w:r>
+      <w:r>
+        <w:rPr>
+          <w:rFonts w:ascii="Arial" w:hAnsi="Arial" w:eastAsia="Arial"/>
+          <w:b/>
+          <w:i w:val="0"/>
+          <w:color w:val="00344D"/>
+          <w:sz w:val="22"/>
+        </w:rPr>
+        <w:t>Endlosschleife</w:t>
+      </w:r>
+      <w:r>
+        <w:rPr>
+          <w:rFonts w:ascii="Arial" w:hAnsi="Arial" w:eastAsia="Arial"/>
+          <w:b w:val="0"/>
+          <w:i w:val="0"/>
+          <w:sz w:val="22"/>
+        </w:rPr>
+        <w:t>). Sie sparen Zeit, vermeiden Tippfehler und machen den Code besser lesbar.</w:t>
       </w:r>
     </w:p>
     <w:p>
